--- a/ibm6450/files/03_Rubric_MiniProject.docx
+++ b/ibm6450/files/03_Rubric_MiniProject.docx
@@ -33,7 +33,7 @@
     </w:p>
     <w:p>
       <w:r>
-        <w:t xml:space="preserve">Run your recipe + one honest screenshot of something the AI got wrong + one clear sentence about what that means for Copper Lane ≈ </w:t>
+        <w:t xml:space="preserve">Run your recipe + one honest screenshot of something the AI got wrong + one clear sentence about what that means for Jade Lane ≈ </w:t>
       </w:r>
       <w:r>
         <w:rPr>
@@ -349,7 +349,7 @@
               <w:rPr>
                 <w:sz w:val="19"/>
               </w:rPr>
-              <w:t>A recommendation Copper Lane could act on, with an honest boundary: trust this now, test that with real data.</w:t>
+              <w:t>A recommendation Jade Lane could act on, with an honest boundary: trust this now, test that with real data.</w:t>
             </w:r>
           </w:p>
         </w:tc>
@@ -421,7 +421,7 @@
         <w:t>Bonus +5:</w:t>
       </w:r>
       <w:r>
-        <w:t xml:space="preserve"> run any part of your recipe on a second AI (Claude, Gemini, ChatGPT, Doubao, Kimi, …) and report where the two AIs disagree. Disagreement between models is evidence, and the paper's logic predicts it.</w:t>
+        <w:t xml:space="preserve"> run any part of your recipe on a second AI (Claude, Gemini, ChatGPT, DeepSeek, Qwen, …) and report where the two AIs disagree. Disagreement between models is evidence, and the paper's logic predicts it.</w:t>
       </w:r>
     </w:p>
     <w:p>

--- a/ibm6450/files/03_Rubric_MiniProject.docx
+++ b/ibm6450/files/03_Rubric_MiniProject.docx
@@ -178,7 +178,7 @@
               <w:rPr>
                 <w:sz w:val="19"/>
               </w:rPr>
-              <w:t>A smart outsider could re-explain your idea afterward. You taught the misunderstanding rung 3 caught, in your own words.</w:t>
+              <w:t>A smart outsider could re-explain your idea afterward. You taught the misunderstanding Question 3 caught, in your own words.</w:t>
             </w:r>
           </w:p>
         </w:tc>
@@ -445,7 +445,7 @@
     </w:p>
     <w:p>
       <w:r>
-        <w:t>Judges hold a tick-sheet per team with three to five observable boxes per row (for example, Explain: outsider could re-explain it · own analogy, not the instructor's · taught the rung-3 misunderstanding · named which of the paper's checks you replicated · no formula recited without meaning). All boxes ticked ≈ full points for the row; each unticked box drops the row roughly one band (25 → 20 → 15 …).</w:t>
+        <w:t>Judges hold a tick-sheet per team with three to five observable boxes per row (for example, Explain: outsider could re-explain it · own analogy, not the instructor's · taught the Question-3 misunderstanding · named which of the paper's checks you replicated · no formula recited without meaning). All boxes ticked ≈ full points for the row; each unticked box drops the row roughly one band (25 → 20 → 15 …).</w:t>
       </w:r>
     </w:p>
     <w:p>
@@ -464,7 +464,7 @@
         <w:rPr>
           <w:b/>
         </w:rPr>
-        <w:t>rung-3 screenshot</w:t>
+        <w:t>Question-3 screenshot</w:t>
       </w:r>
       <w:r>
         <w:t xml:space="preserve"> (deliverable D2, due Fri Sep 4): the restate-and-probe exchange plus one sentence on what the AI corrected. It is graded </w:t>

--- a/ibm6450/files/03_Rubric_MiniProject.docx
+++ b/ibm6450/files/03_Rubric_MiniProject.docx
@@ -20,7 +20,7 @@
     </w:p>
     <w:p>
       <w:r>
-        <w:t>Package v2.0 · 2026-08-28. This is the CPGE "One Map, Three Angles" rubric (package v4.3), used verbatim. Presented Fri Sep 25; deck + evidence folder due 7:00 PM that day.</w:t>
+        <w:t>Package v2.3 · 2026-09-04. This is the CPGE "One Map, Three Angles" rubric (package v4.3), used verbatim; the Execute and Advise rows now cover two runs of the method (the Sep 11 coffee lab and the team's own study). Presented Fri Sep 25; deck + evidence folder due 7:00 PM that day.</w:t>
       </w:r>
     </w:p>
     <w:p>
@@ -33,7 +33,7 @@
     </w:p>
     <w:p>
       <w:r>
-        <w:t xml:space="preserve">Run your recipe + one honest screenshot of something the AI got wrong + one clear sentence about what that means for Jade Lane ≈ </w:t>
+        <w:t xml:space="preserve">Run the three-stage lab + the core of your own study (own panel, own map, own human check) + one honest screenshot of something the AI got wrong + one clear sentence about what that means for your client ≈ </w:t>
       </w:r>
       <w:r>
         <w:rPr>
@@ -292,7 +292,7 @@
               <w:rPr>
                 <w:sz w:val="19"/>
               </w:rPr>
-              <w:t>The thing works and is yours: the panel table with its spread and trap-brand test; the interactive map with named axes; the class-vs-AI check with the floor stated. Live moment lands (screenshot backup counts).</w:t>
+              <w:t>Both studies run and are yours. The lab: the panel table with its spread and trap-brand test, the interactive map with named axes, the class-vs-AI check with the floor stated. Your own study: your panel, your map, your real-respondent check with n stated. Live moment lands (screenshot backup counts).</w:t>
             </w:r>
           </w:p>
         </w:tc>
@@ -349,7 +349,7 @@
               <w:rPr>
                 <w:sz w:val="19"/>
               </w:rPr>
-              <w:t>A recommendation Jade Lane could act on, with an honest boundary: trust this now, test that with real data.</w:t>
+              <w:t>A recommendation your client could act on, with an honest boundary: trust this now, test that with real data.</w:t>
             </w:r>
           </w:p>
         </w:tc>
@@ -432,7 +432,7 @@
         <w:t>Penalty −5:</w:t>
       </w:r>
       <w:r>
-        <w:t xml:space="preserve"> reusing the instructor's demo screenshots or examples as your own evidence. The demos are deliberately on other products; your evidence must be coffee.</w:t>
+        <w:t xml:space="preserve"> reusing the instructor's demo screenshots or examples as your own evidence. The demos are deliberately on other products; your evidence must be your own: the coffee lab or your own study.</w:t>
       </w:r>
     </w:p>
     <w:p>
@@ -446,6 +446,28 @@
     <w:p>
       <w:r>
         <w:t>Judges hold a tick-sheet per team with three to five observable boxes per row (for example, Explain: outsider could re-explain it · own analogy, not the instructor's · taught the Question-3 misunderstanding · named which of the paper's checks you replicated · no formula recited without meaning). All boxes ticked ≈ full points for the row; each unticked box drops the row roughly one band (25 → 20 → 15 …).</w:t>
+      </w:r>
+    </w:p>
+    <w:p>
+      <w:pPr>
+        <w:pStyle w:val="Heading2"/>
+      </w:pPr>
+      <w:r>
+        <w:t>Own-study minimums (what Execute needs to see)</w:t>
+      </w:r>
+    </w:p>
+    <w:p>
+      <w:r>
+        <w:t xml:space="preserve">Six brands and five level attributes, spelled identically on the Form, in the panel prompt, and in the order-check tables. Real respondents recruited by the team (friends, family, coworkers, classmates from other courses; not restricted to this class): </w:t>
+      </w:r>
+      <w:r>
+        <w:rPr>
+          <w:b/>
+        </w:rPr>
+        <w:t>n ≥ 15 target, 10 minimum</w:t>
+      </w:r>
+      <w:r>
+        <w:t>; below 10 the check is reported with a caveat slide, not penalized. The Form goes out before the AI panel runs and no respondent sees an AI number. Report n, the X-rate per brand, and averages with X excluded; nothing edited or dropped. A brand or attribute changed after the Form went out must be declared on the slide.</w:t>
       </w:r>
     </w:p>
     <w:p>

--- a/ibm6450/files/03_Rubric_MiniProject.docx
+++ b/ibm6450/files/03_Rubric_MiniProject.docx
@@ -475,30 +475,21 @@
         <w:pStyle w:val="Heading2"/>
       </w:pPr>
       <w:r>
-        <w:t>The individual component</w:t>
+        <w:t>Checkpoints D1–D5: self-paced, not graded (v2.4, 2026-09-08)</w:t>
       </w:r>
     </w:p>
     <w:p>
       <w:r>
-        <w:t xml:space="preserve">Everything above is a team score except one item: your </w:t>
+        <w:t xml:space="preserve">Every score above is a </w:t>
       </w:r>
       <w:r>
         <w:rPr>
           <w:b/>
         </w:rPr>
-        <w:t>Question-3 screenshot</w:t>
+        <w:t>team score, given once, at the Sep 25 presentation</w:t>
       </w:r>
       <w:r>
-        <w:t xml:space="preserve"> (deliverable D2, due Fri Sep 4): the restate-and-probe exchange plus one sentence on what the AI corrected. It is graded </w:t>
-      </w:r>
-      <w:r>
-        <w:rPr>
-          <w:b/>
-        </w:rPr>
-        <w:t>inside Explain</w:t>
-      </w:r>
-      <w:r>
-        <w:t>, per student. A specific restatement that was wrong in an interesting way, corrected substantively, earns the row; a vague restatement ("AI helps build maps") or a screenshot that shows an AI-authored restatement scores the Explain row at floor for that student.</w:t>
+        <w:t>. D1–D5 (paper-before-AI photo, Question-3 screenshot, Commitment Card, lab evidence, own-study data package) are self-paced checkpoints: no points, no separate grade. They matter because the rubric reads your evidence folder — Execute is scored from what is in it, and the Teach beat is built on the Question-3 correction your team found. A Teach beat that rests on an AI-authored restatement, or an Execute row with no named screenshots behind it, scores that row at floor for the team.</w:t>
       </w:r>
     </w:p>
     <w:p>

--- a/ibm6450/files/03_Rubric_MiniProject.docx
+++ b/ibm6450/files/03_Rubric_MiniProject.docx
@@ -20,7 +20,16 @@
     </w:p>
     <w:p>
       <w:r>
-        <w:t>Package v2.3 · 2026-09-04. This is the CPGE "One Map, Three Angles" rubric (package v4.3), used verbatim; the Execute and Advise rows now cover two runs of the method (the Sep 11 coffee lab and the team's own study). Presented Fri Sep 25; deck + evidence folder due 7:00 PM that day.</w:t>
+        <w:t xml:space="preserve">Package v2.5 · 2026-09-11. This is the CPGE "One Map, Three Angles" rubric (package v4.3), used verbatim; the Execute and Advise rows now cover two runs of the method (the coffee lab, run on team time Sep 12–18, and the team's own study). Presented </w:t>
+      </w:r>
+      <w:r>
+        <w:rPr>
+          <w:b/>
+        </w:rPr>
+        <w:t>Fri Oct 2</w:t>
+      </w:r>
+      <w:r>
+        <w:t>; deck + evidence folder due 7:00 PM that day.</w:t>
       </w:r>
     </w:p>
     <w:p>
@@ -486,7 +495,7 @@
         <w:rPr>
           <w:b/>
         </w:rPr>
-        <w:t>team score, given once, at the Sep 25 presentation</w:t>
+        <w:t>team score, given once, at the Oct 2 presentation</w:t>
       </w:r>
       <w:r>
         <w:t>. D1–D5 (paper-before-AI photo, Question-3 screenshot, Commitment Card, lab evidence, own-study data package) are self-paced checkpoints: no points, no separate grade. They matter because the rubric reads your evidence folder — Execute is scored from what is in it, and the Teach beat is built on the Question-3 correction your team found. A Teach beat that rests on an AI-authored restatement, or an Execute row with no named screenshots behind it, scores that row at floor for the team.</w:t>
